--- a/project/templates/docx/uv_sp3_template.docx
+++ b/project/templates/docx/uv_sp3_template.docx
@@ -414,14 +414,6 @@
           <w:rFonts w:asciiTheme="minorHAnsi" w:hAnsiTheme="minorHAnsi" w:cstheme="minorHAnsi"/>
           <w:sz w:val="18"/>
           <w:szCs w:val="18"/>
-        </w:rPr>
-        <w:t xml:space="preserve">Jalan </w:t>
-      </w:r>
-      <w:r>
-        <w:rPr>
-          <w:rFonts w:asciiTheme="minorHAnsi" w:hAnsiTheme="minorHAnsi" w:cstheme="minorHAnsi"/>
-          <w:sz w:val="18"/>
-          <w:szCs w:val="18"/>
           <w:highlight w:val="yellow"/>
           <w:lang w:val="id-ID"/>
         </w:rPr>
@@ -435,42 +427,6 @@
         </w:rPr>
         <w:t xml:space="preserve">, </w:t>
       </w:r>
-      <w:proofErr w:type="spellStart"/>
-      <w:r>
-        <w:rPr>
-          <w:rFonts w:asciiTheme="minorHAnsi" w:hAnsiTheme="minorHAnsi" w:cstheme="minorHAnsi"/>
-          <w:sz w:val="18"/>
-          <w:szCs w:val="18"/>
-        </w:rPr>
-        <w:t>Kelurahan</w:t>
-      </w:r>
-      <w:proofErr w:type="spellEnd"/>
-      <w:r>
-        <w:rPr>
-          <w:rFonts w:asciiTheme="minorHAnsi" w:hAnsiTheme="minorHAnsi" w:cstheme="minorHAnsi"/>
-          <w:sz w:val="18"/>
-          <w:szCs w:val="18"/>
-        </w:rPr>
-        <w:t>/</w:t>
-      </w:r>
-      <w:proofErr w:type="spellStart"/>
-      <w:r>
-        <w:rPr>
-          <w:rFonts w:asciiTheme="minorHAnsi" w:hAnsiTheme="minorHAnsi" w:cstheme="minorHAnsi"/>
-          <w:sz w:val="18"/>
-          <w:szCs w:val="18"/>
-        </w:rPr>
-        <w:t>Desa</w:t>
-      </w:r>
-      <w:proofErr w:type="spellEnd"/>
-      <w:r>
-        <w:rPr>
-          <w:rFonts w:asciiTheme="minorHAnsi" w:hAnsiTheme="minorHAnsi" w:cstheme="minorHAnsi"/>
-          <w:sz w:val="18"/>
-          <w:szCs w:val="18"/>
-        </w:rPr>
-        <w:t xml:space="preserve"> </w:t>
-      </w:r>
       <w:r>
         <w:rPr>
           <w:rFonts w:asciiTheme="minorHAnsi" w:hAnsiTheme="minorHAnsi" w:cstheme="minorHAnsi"/>
@@ -498,24 +454,6 @@
         </w:rPr>
         <w:t xml:space="preserve"> </w:t>
       </w:r>
-      <w:proofErr w:type="spellStart"/>
-      <w:r>
-        <w:rPr>
-          <w:rFonts w:asciiTheme="minorHAnsi" w:hAnsiTheme="minorHAnsi" w:cstheme="minorHAnsi"/>
-          <w:sz w:val="18"/>
-          <w:szCs w:val="18"/>
-        </w:rPr>
-        <w:t>Kecamatan</w:t>
-      </w:r>
-      <w:proofErr w:type="spellEnd"/>
-      <w:r>
-        <w:rPr>
-          <w:rFonts w:asciiTheme="minorHAnsi" w:hAnsiTheme="minorHAnsi" w:cstheme="minorHAnsi"/>
-          <w:sz w:val="18"/>
-          <w:szCs w:val="18"/>
-        </w:rPr>
-        <w:t xml:space="preserve"> </w:t>
-      </w:r>
       <w:r>
         <w:rPr>
           <w:rFonts w:asciiTheme="minorHAnsi" w:hAnsiTheme="minorHAnsi" w:cstheme="minorHAnsi"/>
@@ -552,14 +490,6 @@
           <w:rFonts w:asciiTheme="minorHAnsi" w:hAnsiTheme="minorHAnsi" w:cstheme="minorHAnsi"/>
           <w:sz w:val="18"/>
           <w:szCs w:val="18"/>
-        </w:rPr>
-        <w:t xml:space="preserve">Kota </w:t>
-      </w:r>
-      <w:r>
-        <w:rPr>
-          <w:rFonts w:asciiTheme="minorHAnsi" w:hAnsiTheme="minorHAnsi" w:cstheme="minorHAnsi"/>
-          <w:sz w:val="18"/>
-          <w:szCs w:val="18"/>
           <w:highlight w:val="yellow"/>
           <w:lang w:val="id-ID"/>
         </w:rPr>
@@ -582,23 +512,13 @@
         </w:rPr>
         <w:t xml:space="preserve"> </w:t>
       </w:r>
-      <w:proofErr w:type="spellStart"/>
       <w:r>
         <w:rPr>
           <w:rFonts w:asciiTheme="minorHAnsi" w:hAnsiTheme="minorHAnsi" w:cstheme="minorHAnsi"/>
           <w:sz w:val="18"/>
           <w:szCs w:val="18"/>
         </w:rPr>
-        <w:t>Provinsi</w:t>
-      </w:r>
-      <w:proofErr w:type="spellEnd"/>
-      <w:r>
-        <w:rPr>
-          <w:rFonts w:asciiTheme="minorHAnsi" w:hAnsiTheme="minorHAnsi" w:cstheme="minorHAnsi"/>
-          <w:sz w:val="18"/>
-          <w:szCs w:val="18"/>
-        </w:rPr>
-        <w:t xml:space="preserve"> </w:t>
+        <w:t xml:space="preserve">PROVINSI </w:t>
       </w:r>
       <w:r>
         <w:rPr>
@@ -1412,7 +1332,7 @@
                 <w:szCs w:val="18"/>
                 <w:lang w:val="en-ID"/>
               </w:rPr>
-              <w:t>upiah</w:t>
+              <w:t>UPIAH</w:t>
             </w:r>
             <w:r>
               <w:rPr>
@@ -1835,6 +1755,7 @@
               <w:t>flat_rate</w:t>
             </w:r>
             <w:proofErr w:type="spellEnd"/>
+            <w:proofErr w:type="gramStart"/>
             <w:r>
               <w:rPr>
                 <w:rFonts w:asciiTheme="minorHAnsi" w:hAnsiTheme="minorHAnsi" w:cstheme="minorHAnsi"/>
@@ -1854,6 +1775,7 @@
               </w:rPr>
               <w:t>%</w:t>
             </w:r>
+            <w:proofErr w:type="gramEnd"/>
             <w:r>
               <w:rPr>
                 <w:rFonts w:asciiTheme="minorHAnsi" w:hAnsiTheme="minorHAnsi" w:cstheme="minorHAnsi"/>
@@ -1935,31 +1857,47 @@
               </w:rPr>
               <w:t xml:space="preserve"> </w:t>
             </w:r>
+            <w:r>
+              <w:rPr>
+                <w:rFonts w:asciiTheme="minorHAnsi" w:hAnsiTheme="minorHAnsi" w:cstheme="minorHAnsi"/>
+                <w:sz w:val="18"/>
+                <w:szCs w:val="18"/>
+              </w:rPr>
+              <w:t>P</w:t>
+            </w:r>
+            <w:r>
+              <w:rPr>
+                <w:rFonts w:asciiTheme="minorHAnsi" w:hAnsiTheme="minorHAnsi" w:cstheme="minorHAnsi"/>
+                <w:sz w:val="18"/>
+                <w:szCs w:val="18"/>
+              </w:rPr>
+              <w:t>ERSEN</w:t>
+            </w:r>
+            <w:r>
+              <w:rPr>
+                <w:rFonts w:asciiTheme="minorHAnsi" w:hAnsiTheme="minorHAnsi" w:cstheme="minorHAnsi"/>
+                <w:sz w:val="18"/>
+                <w:szCs w:val="18"/>
+              </w:rPr>
+              <w:t xml:space="preserve">) </w:t>
+            </w:r>
             <w:proofErr w:type="spellStart"/>
             <w:r>
               <w:rPr>
-                <w:rFonts w:asciiTheme="minorHAnsi" w:hAnsiTheme="minorHAnsi" w:cstheme="minorHAnsi"/>
-                <w:sz w:val="18"/>
-                <w:szCs w:val="18"/>
-              </w:rPr>
-              <w:t>P</w:t>
-            </w:r>
-            <w:r>
-              <w:rPr>
-                <w:rFonts w:asciiTheme="minorHAnsi" w:hAnsiTheme="minorHAnsi" w:cstheme="minorHAnsi"/>
-                <w:sz w:val="18"/>
-                <w:szCs w:val="18"/>
-              </w:rPr>
-              <w:t>ersen</w:t>
+                <w:rFonts w:ascii="Calibri" w:hAnsi="Calibri" w:cs="Calibri"/>
+                <w:sz w:val="18"/>
+                <w:szCs w:val="18"/>
+              </w:rPr>
+              <w:t>efektif</w:t>
             </w:r>
             <w:proofErr w:type="spellEnd"/>
             <w:r>
               <w:rPr>
-                <w:rFonts w:asciiTheme="minorHAnsi" w:hAnsiTheme="minorHAnsi" w:cstheme="minorHAnsi"/>
-                <w:sz w:val="18"/>
-                <w:szCs w:val="18"/>
-              </w:rPr>
-              <w:t xml:space="preserve">) </w:t>
+                <w:rFonts w:ascii="Calibri" w:hAnsi="Calibri" w:cs="Calibri"/>
+                <w:sz w:val="18"/>
+                <w:szCs w:val="18"/>
+              </w:rPr>
+              <w:t xml:space="preserve"> per </w:t>
             </w:r>
             <w:proofErr w:type="spellStart"/>
             <w:r>
@@ -1967,27 +1905,6 @@
                 <w:rFonts w:ascii="Calibri" w:hAnsi="Calibri" w:cs="Calibri"/>
                 <w:sz w:val="18"/>
                 <w:szCs w:val="18"/>
-                <w:highlight w:val="yellow"/>
-              </w:rPr>
-              <w:t>efektif</w:t>
-            </w:r>
-            <w:proofErr w:type="spellEnd"/>
-            <w:r>
-              <w:rPr>
-                <w:rFonts w:ascii="Calibri" w:hAnsi="Calibri" w:cs="Calibri"/>
-                <w:sz w:val="18"/>
-                <w:szCs w:val="18"/>
-                <w:highlight w:val="yellow"/>
-              </w:rPr>
-              <w:t xml:space="preserve"> per </w:t>
-            </w:r>
-            <w:proofErr w:type="spellStart"/>
-            <w:r>
-              <w:rPr>
-                <w:rFonts w:ascii="Calibri" w:hAnsi="Calibri" w:cs="Calibri"/>
-                <w:sz w:val="18"/>
-                <w:szCs w:val="18"/>
-                <w:highlight w:val="yellow"/>
               </w:rPr>
               <w:t>tahun</w:t>
             </w:r>
@@ -2070,6 +1987,15 @@
                 <w:rFonts w:asciiTheme="minorHAnsi" w:hAnsiTheme="minorHAnsi" w:cstheme="minorHAnsi"/>
                 <w:sz w:val="18"/>
                 <w:szCs w:val="18"/>
+                <w:lang w:val="en-ID"/>
+              </w:rPr>
+              <w:t xml:space="preserve">Rp. </w:t>
+            </w:r>
+            <w:r>
+              <w:rPr>
+                <w:rFonts w:asciiTheme="minorHAnsi" w:hAnsiTheme="minorHAnsi" w:cstheme="minorHAnsi"/>
+                <w:sz w:val="18"/>
+                <w:szCs w:val="18"/>
                 <w:highlight w:val="yellow"/>
                 <w:lang w:val="en-ID"/>
               </w:rPr>
@@ -2084,9 +2010,8 @@
                 <w:highlight w:val="yellow"/>
                 <w:lang w:val="en-ID"/>
               </w:rPr>
-              <w:t>admin_rate</w:t>
-            </w:r>
-            <w:proofErr w:type="spellEnd"/>
+              <w:t>admin_</w:t>
+            </w:r>
             <w:r>
               <w:rPr>
                 <w:rFonts w:asciiTheme="minorHAnsi" w:hAnsiTheme="minorHAnsi" w:cstheme="minorHAnsi"/>
@@ -2095,17 +2020,40 @@
                 <w:highlight w:val="yellow"/>
                 <w:lang w:val="en-ID"/>
               </w:rPr>
-              <w:t>}}</w:t>
-            </w:r>
-            <w:r>
-              <w:rPr>
-                <w:rFonts w:asciiTheme="minorHAnsi" w:hAnsiTheme="minorHAnsi" w:cstheme="minorHAnsi"/>
-                <w:sz w:val="18"/>
-                <w:szCs w:val="18"/>
+              <w:t>fee</w:t>
+            </w:r>
+            <w:proofErr w:type="spellEnd"/>
+            <w:r>
+              <w:rPr>
+                <w:rFonts w:asciiTheme="minorHAnsi" w:hAnsiTheme="minorHAnsi" w:cstheme="minorHAnsi"/>
+                <w:sz w:val="18"/>
+                <w:szCs w:val="18"/>
+                <w:highlight w:val="yellow"/>
                 <w:lang w:val="en-ID"/>
               </w:rPr>
-              <w:t>%</w:t>
-            </w:r>
+              <w:t>}</w:t>
+            </w:r>
+            <w:proofErr w:type="gramStart"/>
+            <w:r>
+              <w:rPr>
+                <w:rFonts w:asciiTheme="minorHAnsi" w:hAnsiTheme="minorHAnsi" w:cstheme="minorHAnsi"/>
+                <w:sz w:val="18"/>
+                <w:szCs w:val="18"/>
+                <w:highlight w:val="yellow"/>
+                <w:lang w:val="en-ID"/>
+              </w:rPr>
+              <w:t>}</w:t>
+            </w:r>
+            <w:r>
+              <w:rPr>
+                <w:rFonts w:asciiTheme="minorHAnsi" w:hAnsiTheme="minorHAnsi" w:cstheme="minorHAnsi"/>
+                <w:sz w:val="18"/>
+                <w:szCs w:val="18"/>
+                <w:lang w:val="en-ID"/>
+              </w:rPr>
+              <w:t>,-</w:t>
+            </w:r>
+            <w:proofErr w:type="gramEnd"/>
             <w:r>
               <w:rPr>
                 <w:rFonts w:asciiTheme="minorHAnsi" w:hAnsiTheme="minorHAnsi" w:cstheme="minorHAnsi"/>
@@ -2143,9 +2091,8 @@
                 <w:highlight w:val="yellow"/>
                 <w:lang w:val="en-ID"/>
               </w:rPr>
-              <w:t>admin_rate_in_word</w:t>
-            </w:r>
-            <w:proofErr w:type="spellEnd"/>
+              <w:t>admin_</w:t>
+            </w:r>
             <w:r>
               <w:rPr>
                 <w:rFonts w:asciiTheme="minorHAnsi" w:hAnsiTheme="minorHAnsi" w:cstheme="minorHAnsi"/>
@@ -2154,6 +2101,27 @@
                 <w:highlight w:val="yellow"/>
                 <w:lang w:val="en-ID"/>
               </w:rPr>
+              <w:t>fee</w:t>
+            </w:r>
+            <w:r>
+              <w:rPr>
+                <w:rFonts w:asciiTheme="minorHAnsi" w:hAnsiTheme="minorHAnsi" w:cstheme="minorHAnsi"/>
+                <w:sz w:val="18"/>
+                <w:szCs w:val="18"/>
+                <w:highlight w:val="yellow"/>
+                <w:lang w:val="en-ID"/>
+              </w:rPr>
+              <w:t>_in_word</w:t>
+            </w:r>
+            <w:proofErr w:type="spellEnd"/>
+            <w:r>
+              <w:rPr>
+                <w:rFonts w:asciiTheme="minorHAnsi" w:hAnsiTheme="minorHAnsi" w:cstheme="minorHAnsi"/>
+                <w:sz w:val="18"/>
+                <w:szCs w:val="18"/>
+                <w:highlight w:val="yellow"/>
+                <w:lang w:val="en-ID"/>
+              </w:rPr>
               <w:t>}}</w:t>
             </w:r>
             <w:r>
@@ -2165,24 +2133,14 @@
               </w:rPr>
               <w:t xml:space="preserve"> </w:t>
             </w:r>
-            <w:proofErr w:type="spellStart"/>
-            <w:r>
-              <w:rPr>
-                <w:rFonts w:asciiTheme="minorHAnsi" w:hAnsiTheme="minorHAnsi" w:cstheme="minorHAnsi"/>
-                <w:sz w:val="18"/>
-                <w:szCs w:val="18"/>
-              </w:rPr>
-              <w:t>P</w:t>
-            </w:r>
-            <w:r>
-              <w:rPr>
-                <w:rFonts w:asciiTheme="minorHAnsi" w:hAnsiTheme="minorHAnsi" w:cstheme="minorHAnsi"/>
-                <w:sz w:val="18"/>
-                <w:szCs w:val="18"/>
-              </w:rPr>
-              <w:t>ersen</w:t>
-            </w:r>
-            <w:proofErr w:type="spellEnd"/>
+            <w:r>
+              <w:rPr>
+                <w:rFonts w:asciiTheme="minorHAnsi" w:hAnsiTheme="minorHAnsi" w:cstheme="minorHAnsi"/>
+                <w:sz w:val="18"/>
+                <w:szCs w:val="18"/>
+              </w:rPr>
+              <w:t>RUPIAH</w:t>
+            </w:r>
             <w:r>
               <w:rPr>
                 <w:rFonts w:asciiTheme="minorHAnsi" w:hAnsiTheme="minorHAnsi" w:cstheme="minorHAnsi"/>
@@ -2200,6 +2158,15 @@
                 <w:lang w:val="id-ID"/>
               </w:rPr>
               <w:t xml:space="preserve"> </w:t>
+            </w:r>
+            <w:r>
+              <w:rPr>
+                <w:rFonts w:asciiTheme="minorHAnsi" w:hAnsiTheme="minorHAnsi" w:cstheme="minorHAnsi"/>
+                <w:sz w:val="18"/>
+                <w:szCs w:val="18"/>
+                <w:lang w:val="id-ID"/>
+              </w:rPr>
+              <w:t xml:space="preserve">dari </w:t>
             </w:r>
             <w:r>
               <w:rPr>
@@ -2612,7 +2579,7 @@
                 <w:szCs w:val="18"/>
                 <w:lang w:val="id-ID"/>
               </w:rPr>
-              <w:t>(nol</w:t>
+              <w:t>(</w:t>
             </w:r>
             <w:r>
               <w:rPr>
@@ -2621,6 +2588,15 @@
                 <w:szCs w:val="18"/>
                 <w:lang w:val="id-ID"/>
               </w:rPr>
+              <w:t>Nol</w:t>
+            </w:r>
+            <w:r>
+              <w:rPr>
+                <w:rFonts w:ascii="Calibri" w:hAnsi="Calibri" w:cs="Calibri"/>
+                <w:sz w:val="18"/>
+                <w:szCs w:val="18"/>
+                <w:lang w:val="id-ID"/>
+              </w:rPr>
               <w:t xml:space="preserve"> </w:t>
             </w:r>
             <w:r>
@@ -2630,7 +2606,7 @@
                 <w:szCs w:val="18"/>
                 <w:lang w:val="id-ID"/>
               </w:rPr>
-              <w:t xml:space="preserve">koma </w:t>
+              <w:t xml:space="preserve">Koma </w:t>
             </w:r>
             <w:r>
               <w:rPr>
@@ -2639,7 +2615,7 @@
                 <w:szCs w:val="18"/>
                 <w:lang w:val="id-ID"/>
               </w:rPr>
-              <w:t xml:space="preserve">dua </w:t>
+              <w:t xml:space="preserve">Dua </w:t>
             </w:r>
             <w:r>
               <w:rPr>
@@ -2648,7 +2624,16 @@
                 <w:szCs w:val="18"/>
                 <w:lang w:val="id-ID"/>
               </w:rPr>
-              <w:t xml:space="preserve">persen) </w:t>
+              <w:t>Persen</w:t>
+            </w:r>
+            <w:r>
+              <w:rPr>
+                <w:rFonts w:ascii="Calibri" w:hAnsi="Calibri" w:cs="Calibri"/>
+                <w:sz w:val="18"/>
+                <w:szCs w:val="18"/>
+                <w:lang w:val="id-ID"/>
+              </w:rPr>
+              <w:t xml:space="preserve">) </w:t>
             </w:r>
             <w:proofErr w:type="spellStart"/>
             <w:r>
@@ -3171,26 +3156,6 @@
               </w:rPr>
               <w:t xml:space="preserve"> </w:t>
             </w:r>
-            <w:proofErr w:type="spellStart"/>
-            <w:r>
-              <w:rPr>
-                <w:rFonts w:ascii="Calibri" w:hAnsi="Calibri" w:cs="Calibri"/>
-                <w:iCs/>
-                <w:sz w:val="18"/>
-                <w:szCs w:val="18"/>
-              </w:rPr>
-              <w:t>roda</w:t>
-            </w:r>
-            <w:proofErr w:type="spellEnd"/>
-            <w:r>
-              <w:rPr>
-                <w:rFonts w:ascii="Calibri" w:hAnsi="Calibri" w:cs="Calibri"/>
-                <w:iCs/>
-                <w:sz w:val="18"/>
-                <w:szCs w:val="18"/>
-              </w:rPr>
-              <w:t xml:space="preserve"> </w:t>
-            </w:r>
             <w:r>
               <w:rPr>
                 <w:rFonts w:asciiTheme="minorHAnsi" w:hAnsiTheme="minorHAnsi" w:cstheme="minorHAnsi"/>
@@ -4544,16 +4509,26 @@
                 <w:sz w:val="18"/>
                 <w:szCs w:val="18"/>
               </w:rPr>
+              <w:t xml:space="preserve"> yang </w:t>
+            </w:r>
+            <w:proofErr w:type="spellStart"/>
+            <w:r>
+              <w:rPr>
+                <w:rFonts w:ascii="Calibri" w:hAnsi="Calibri" w:cs="Calibri"/>
+                <w:sz w:val="18"/>
+                <w:szCs w:val="18"/>
+              </w:rPr>
+              <w:t>timbul</w:t>
+            </w:r>
+            <w:proofErr w:type="spellEnd"/>
+            <w:r>
+              <w:rPr>
+                <w:rFonts w:ascii="Calibri" w:hAnsi="Calibri" w:cs="Calibri"/>
+                <w:sz w:val="18"/>
+                <w:szCs w:val="18"/>
+              </w:rPr>
               <w:t xml:space="preserve"> </w:t>
             </w:r>
-            <w:r>
-              <w:rPr>
-                <w:rFonts w:ascii="Calibri" w:hAnsi="Calibri" w:cs="Calibri"/>
-                <w:sz w:val="18"/>
-                <w:szCs w:val="18"/>
-              </w:rPr>
-              <w:t xml:space="preserve">yang </w:t>
-            </w:r>
             <w:proofErr w:type="spellStart"/>
             <w:r>
               <w:rPr>
@@ -4561,33 +4536,7 @@
                 <w:sz w:val="18"/>
                 <w:szCs w:val="18"/>
               </w:rPr>
-              <w:t>timbul</w:t>
-            </w:r>
-            <w:proofErr w:type="spellEnd"/>
-            <w:r>
-              <w:rPr>
-                <w:rFonts w:ascii="Calibri" w:hAnsi="Calibri" w:cs="Calibri"/>
-                <w:sz w:val="18"/>
-                <w:szCs w:val="18"/>
-              </w:rPr>
-              <w:t xml:space="preserve"> </w:t>
-            </w:r>
-            <w:proofErr w:type="spellStart"/>
-            <w:r>
-              <w:rPr>
-                <w:rFonts w:ascii="Calibri" w:hAnsi="Calibri" w:cs="Calibri"/>
-                <w:sz w:val="18"/>
-                <w:szCs w:val="18"/>
-              </w:rPr>
-              <w:t>terkai</w:t>
-            </w:r>
-            <w:r>
-              <w:rPr>
-                <w:rFonts w:ascii="Calibri" w:hAnsi="Calibri" w:cs="Calibri"/>
-                <w:sz w:val="18"/>
-                <w:szCs w:val="18"/>
-              </w:rPr>
-              <w:t>t</w:t>
+              <w:t>terkait</w:t>
             </w:r>
             <w:proofErr w:type="spellEnd"/>
             <w:r>
@@ -4670,8 +4619,9 @@
                 <w:sz w:val="18"/>
                 <w:szCs w:val="18"/>
               </w:rPr>
-              <w:t xml:space="preserve"> Fee            </w:t>
-            </w:r>
+              <w:t xml:space="preserve"> Fee           </w:t>
+            </w:r>
+            <w:proofErr w:type="gramStart"/>
             <w:r>
               <w:rPr>
                 <w:rFonts w:asciiTheme="minorHAnsi" w:hAnsiTheme="minorHAnsi" w:cstheme="minorHAnsi"/>
@@ -4679,8 +4629,9 @@
                 <w:sz w:val="18"/>
                 <w:szCs w:val="18"/>
               </w:rPr>
-              <w:t xml:space="preserve"> </w:t>
-            </w:r>
+              <w:t xml:space="preserve">  :</w:t>
+            </w:r>
+            <w:proofErr w:type="gramEnd"/>
             <w:r>
               <w:rPr>
                 <w:rFonts w:asciiTheme="minorHAnsi" w:hAnsiTheme="minorHAnsi" w:cstheme="minorHAnsi"/>
@@ -4688,7 +4639,7 @@
                 <w:sz w:val="18"/>
                 <w:szCs w:val="18"/>
               </w:rPr>
-              <w:t xml:space="preserve">: Rp. </w:t>
+              <w:t xml:space="preserve"> Rp. </w:t>
             </w:r>
             <w:r>
               <w:rPr>
@@ -4745,8 +4696,18 @@
                 <w:sz w:val="18"/>
                 <w:szCs w:val="18"/>
               </w:rPr>
-              <w:t>Handling Fee                   :</w:t>
-            </w:r>
+              <w:t xml:space="preserve">Handling Fee                 </w:t>
+            </w:r>
+            <w:proofErr w:type="gramStart"/>
+            <w:r>
+              <w:rPr>
+                <w:rFonts w:asciiTheme="minorHAnsi" w:hAnsiTheme="minorHAnsi" w:cstheme="minorHAnsi"/>
+                <w:sz w:val="18"/>
+                <w:szCs w:val="18"/>
+              </w:rPr>
+              <w:t xml:space="preserve">  :</w:t>
+            </w:r>
+            <w:proofErr w:type="gramEnd"/>
             <w:r>
               <w:rPr>
                 <w:rFonts w:asciiTheme="minorHAnsi" w:hAnsiTheme="minorHAnsi" w:cstheme="minorHAnsi"/>
@@ -4832,7 +4793,27 @@
                 <w:sz w:val="18"/>
                 <w:szCs w:val="18"/>
               </w:rPr>
-              <w:t xml:space="preserve"> TLO        : Rp. </w:t>
+              <w:t xml:space="preserve"> TLO      </w:t>
+            </w:r>
+            <w:proofErr w:type="gramStart"/>
+            <w:r>
+              <w:rPr>
+                <w:rFonts w:asciiTheme="minorHAnsi" w:hAnsiTheme="minorHAnsi" w:cstheme="minorHAnsi"/>
+                <w:iCs/>
+                <w:sz w:val="18"/>
+                <w:szCs w:val="18"/>
+              </w:rPr>
+              <w:t xml:space="preserve">  :</w:t>
+            </w:r>
+            <w:proofErr w:type="gramEnd"/>
+            <w:r>
+              <w:rPr>
+                <w:rFonts w:asciiTheme="minorHAnsi" w:hAnsiTheme="minorHAnsi" w:cstheme="minorHAnsi"/>
+                <w:iCs/>
+                <w:sz w:val="18"/>
+                <w:szCs w:val="18"/>
+              </w:rPr>
+              <w:t xml:space="preserve"> Rp. </w:t>
             </w:r>
             <w:r>
               <w:rPr>
@@ -4882,6 +4863,7 @@
                 <w:color w:val="000000" w:themeColor="text1"/>
                 <w:sz w:val="18"/>
                 <w:szCs w:val="18"/>
+                <w:highlight w:val="yellow"/>
               </w:rPr>
             </w:pPr>
             <w:r>
@@ -4891,7 +4873,16 @@
                 <w:sz w:val="18"/>
                 <w:szCs w:val="18"/>
               </w:rPr>
-              <w:t xml:space="preserve">Premi </w:t>
+              <w:t>Premi</w:t>
+            </w:r>
+            <w:r>
+              <w:rPr>
+                <w:rFonts w:asciiTheme="minorHAnsi" w:hAnsiTheme="minorHAnsi" w:cstheme="minorHAnsi"/>
+                <w:iCs/>
+                <w:sz w:val="18"/>
+                <w:szCs w:val="18"/>
+              </w:rPr>
+              <w:t xml:space="preserve"> </w:t>
             </w:r>
             <w:proofErr w:type="spellStart"/>
             <w:r>
@@ -4911,7 +4902,27 @@
                 <w:sz w:val="18"/>
                 <w:szCs w:val="18"/>
               </w:rPr>
-              <w:t xml:space="preserve"> Jiwa       : Rp. </w:t>
+              <w:t xml:space="preserve"> Jiwa     </w:t>
+            </w:r>
+            <w:proofErr w:type="gramStart"/>
+            <w:r>
+              <w:rPr>
+                <w:rFonts w:asciiTheme="minorHAnsi" w:hAnsiTheme="minorHAnsi" w:cstheme="minorHAnsi"/>
+                <w:iCs/>
+                <w:sz w:val="18"/>
+                <w:szCs w:val="18"/>
+              </w:rPr>
+              <w:t xml:space="preserve">  :</w:t>
+            </w:r>
+            <w:proofErr w:type="gramEnd"/>
+            <w:r>
+              <w:rPr>
+                <w:rFonts w:asciiTheme="minorHAnsi" w:hAnsiTheme="minorHAnsi" w:cstheme="minorHAnsi"/>
+                <w:iCs/>
+                <w:sz w:val="18"/>
+                <w:szCs w:val="18"/>
+              </w:rPr>
+              <w:t xml:space="preserve"> Rp. </w:t>
             </w:r>
             <w:r>
               <w:rPr>
@@ -4938,6 +4949,123 @@
             <w:r>
               <w:rPr>
                 <w:rFonts w:asciiTheme="minorHAnsi" w:hAnsiTheme="minorHAnsi" w:cstheme="minorHAnsi"/>
+                <w:color w:val="000000" w:themeColor="text1"/>
+                <w:sz w:val="18"/>
+                <w:szCs w:val="18"/>
+                <w:highlight w:val="yellow"/>
+              </w:rPr>
+              <w:t>}}</w:t>
+            </w:r>
+          </w:p>
+          <w:p>
+            <w:pPr>
+              <w:pStyle w:val="ListParagraph"/>
+              <w:numPr>
+                <w:ilvl w:val="0"/>
+                <w:numId w:val="10"/>
+              </w:numPr>
+              <w:ind w:left="450" w:hanging="426"/>
+              <w:jc w:val="both"/>
+              <w:rPr>
+                <w:rFonts w:asciiTheme="minorHAnsi" w:hAnsiTheme="minorHAnsi" w:cstheme="minorHAnsi"/>
+                <w:iCs/>
+                <w:color w:val="000000" w:themeColor="text1"/>
+                <w:sz w:val="18"/>
+                <w:szCs w:val="18"/>
+              </w:rPr>
+            </w:pPr>
+            <w:r>
+              <w:rPr>
+                <w:rFonts w:asciiTheme="minorHAnsi" w:hAnsiTheme="minorHAnsi" w:cstheme="minorHAnsi"/>
+                <w:iCs/>
+                <w:color w:val="000000" w:themeColor="text1"/>
+                <w:sz w:val="18"/>
+                <w:szCs w:val="18"/>
+              </w:rPr>
+              <w:t xml:space="preserve">STNK/KIR </w:t>
+            </w:r>
+            <w:proofErr w:type="spellStart"/>
+            <w:r>
+              <w:rPr>
+                <w:rFonts w:asciiTheme="minorHAnsi" w:hAnsiTheme="minorHAnsi" w:cstheme="minorHAnsi"/>
+                <w:iCs/>
+                <w:color w:val="000000" w:themeColor="text1"/>
+                <w:sz w:val="18"/>
+                <w:szCs w:val="18"/>
+              </w:rPr>
+              <w:t>Perpanjang</w:t>
+            </w:r>
+            <w:proofErr w:type="spellEnd"/>
+            <w:r>
+              <w:rPr>
+                <w:rFonts w:asciiTheme="minorHAnsi" w:hAnsiTheme="minorHAnsi" w:cstheme="minorHAnsi"/>
+                <w:iCs/>
+                <w:color w:val="000000" w:themeColor="text1"/>
+                <w:sz w:val="18"/>
+                <w:szCs w:val="18"/>
+              </w:rPr>
+              <w:t xml:space="preserve"> </w:t>
+            </w:r>
+            <w:r>
+              <w:rPr>
+                <w:rFonts w:asciiTheme="minorHAnsi" w:hAnsiTheme="minorHAnsi" w:cstheme="minorHAnsi"/>
+                <w:iCs/>
+                <w:color w:val="000000" w:themeColor="text1"/>
+                <w:sz w:val="18"/>
+                <w:szCs w:val="18"/>
+              </w:rPr>
+              <w:t xml:space="preserve">  </w:t>
+            </w:r>
+            <w:proofErr w:type="gramStart"/>
+            <w:r>
+              <w:rPr>
+                <w:rFonts w:asciiTheme="minorHAnsi" w:hAnsiTheme="minorHAnsi" w:cstheme="minorHAnsi"/>
+                <w:iCs/>
+                <w:color w:val="000000" w:themeColor="text1"/>
+                <w:sz w:val="18"/>
+                <w:szCs w:val="18"/>
+              </w:rPr>
+              <w:t xml:space="preserve">  :</w:t>
+            </w:r>
+            <w:proofErr w:type="gramEnd"/>
+            <w:r>
+              <w:rPr>
+                <w:rFonts w:asciiTheme="minorHAnsi" w:hAnsiTheme="minorHAnsi" w:cstheme="minorHAnsi"/>
+                <w:iCs/>
+                <w:color w:val="000000" w:themeColor="text1"/>
+                <w:sz w:val="18"/>
+                <w:szCs w:val="18"/>
+              </w:rPr>
+              <w:t xml:space="preserve"> Rp. </w:t>
+            </w:r>
+            <w:r>
+              <w:rPr>
+                <w:rFonts w:asciiTheme="minorHAnsi" w:hAnsiTheme="minorHAnsi" w:cstheme="minorHAnsi"/>
+                <w:iCs/>
+                <w:color w:val="000000" w:themeColor="text1"/>
+                <w:sz w:val="18"/>
+                <w:szCs w:val="18"/>
+                <w:highlight w:val="yellow"/>
+              </w:rPr>
+              <w:t>{{</w:t>
+            </w:r>
+            <w:proofErr w:type="spellStart"/>
+            <w:r>
+              <w:rPr>
+                <w:rFonts w:asciiTheme="minorHAnsi" w:hAnsiTheme="minorHAnsi" w:cstheme="minorHAnsi"/>
+                <w:iCs/>
+                <w:color w:val="000000" w:themeColor="text1"/>
+                <w:sz w:val="18"/>
+                <w:szCs w:val="18"/>
+                <w:highlight w:val="yellow"/>
+              </w:rPr>
+              <w:t>admin_rate</w:t>
+            </w:r>
+            <w:proofErr w:type="spellEnd"/>
+            <w:r>
+              <w:rPr>
+                <w:rFonts w:asciiTheme="minorHAnsi" w:hAnsiTheme="minorHAnsi" w:cstheme="minorHAnsi"/>
+                <w:iCs/>
                 <w:color w:val="000000" w:themeColor="text1"/>
                 <w:sz w:val="18"/>
                 <w:szCs w:val="18"/>
@@ -4951,7 +5079,6 @@
               <w:jc w:val="both"/>
               <w:rPr>
                 <w:rFonts w:ascii="Calibri" w:hAnsi="Calibri" w:cs="Calibri"/>
-                <w:b/>
                 <w:iCs/>
                 <w:sz w:val="18"/>
                 <w:szCs w:val="18"/>
@@ -4966,7 +5093,31 @@
                 <w:sz w:val="18"/>
                 <w:szCs w:val="18"/>
               </w:rPr>
-              <w:t xml:space="preserve">TOTAL                                          : </w:t>
+              <w:t xml:space="preserve">TOTAL                                        </w:t>
+            </w:r>
+            <w:proofErr w:type="gramStart"/>
+            <w:r>
+              <w:rPr>
+                <w:rFonts w:asciiTheme="minorHAnsi" w:hAnsiTheme="minorHAnsi" w:cstheme="minorHAnsi"/>
+                <w:b/>
+                <w:iCs/>
+                <w:color w:val="000000" w:themeColor="text1"/>
+                <w:sz w:val="18"/>
+                <w:szCs w:val="18"/>
+              </w:rPr>
+              <w:t xml:space="preserve">  :</w:t>
+            </w:r>
+            <w:proofErr w:type="gramEnd"/>
+            <w:r>
+              <w:rPr>
+                <w:rFonts w:asciiTheme="minorHAnsi" w:hAnsiTheme="minorHAnsi" w:cstheme="minorHAnsi"/>
+                <w:b/>
+                <w:iCs/>
+                <w:color w:val="000000" w:themeColor="text1"/>
+                <w:sz w:val="18"/>
+                <w:szCs w:val="18"/>
+              </w:rPr>
+              <w:t xml:space="preserve"> </w:t>
             </w:r>
             <w:r>
               <w:rPr>
@@ -9494,8 +9645,19 @@
           <w:szCs w:val="18"/>
           <w:lang w:val="en-ID"/>
         </w:rPr>
-        <w:t>/i</w:t>
-      </w:r>
+        <w:t>/</w:t>
+      </w:r>
+      <w:proofErr w:type="spellStart"/>
+      <w:r>
+        <w:rPr>
+          <w:rFonts w:ascii="Calibri" w:hAnsi="Calibri" w:cs="Calibri"/>
+          <w:sz w:val="18"/>
+          <w:szCs w:val="18"/>
+          <w:lang w:val="en-ID"/>
+        </w:rPr>
+        <w:t>i</w:t>
+      </w:r>
+      <w:proofErr w:type="spellEnd"/>
       <w:r>
         <w:rPr>
           <w:rFonts w:ascii="Calibri" w:hAnsi="Calibri" w:cs="Calibri"/>
@@ -12048,6 +12210,7 @@
         </w:rPr>
         <w:t xml:space="preserve">harap surat ini ditandatangani di atas materai Rp. </w:t>
       </w:r>
+      <w:proofErr w:type="gramStart"/>
       <w:r>
         <w:rPr>
           <w:rFonts w:ascii="Calibri" w:hAnsi="Calibri" w:cs="Calibri"/>
@@ -12064,7 +12227,17 @@
           <w:szCs w:val="18"/>
           <w:lang w:val="id-ID"/>
         </w:rPr>
-        <w:t>,- (</w:t>
+        <w:t>,-</w:t>
+      </w:r>
+      <w:proofErr w:type="gramEnd"/>
+      <w:r>
+        <w:rPr>
+          <w:rFonts w:ascii="Calibri" w:hAnsi="Calibri" w:cs="Calibri"/>
+          <w:sz w:val="18"/>
+          <w:szCs w:val="18"/>
+          <w:lang w:val="id-ID"/>
+        </w:rPr>
+        <w:t xml:space="preserve"> (</w:t>
       </w:r>
       <w:proofErr w:type="spellStart"/>
       <w:r>
@@ -12277,13 +12450,23 @@
           <w:szCs w:val="18"/>
         </w:rPr>
       </w:pPr>
-      <w:r>
-        <w:rPr>
-          <w:rFonts w:ascii="Calibri" w:hAnsi="Calibri" w:cs="Calibri"/>
-          <w:sz w:val="18"/>
-          <w:szCs w:val="18"/>
-        </w:rPr>
-        <w:t>Hormat kami,</w:t>
+      <w:proofErr w:type="spellStart"/>
+      <w:r>
+        <w:rPr>
+          <w:rFonts w:ascii="Calibri" w:hAnsi="Calibri" w:cs="Calibri"/>
+          <w:sz w:val="18"/>
+          <w:szCs w:val="18"/>
+        </w:rPr>
+        <w:t>Hormat</w:t>
+      </w:r>
+      <w:proofErr w:type="spellEnd"/>
+      <w:r>
+        <w:rPr>
+          <w:rFonts w:ascii="Calibri" w:hAnsi="Calibri" w:cs="Calibri"/>
+          <w:sz w:val="18"/>
+          <w:szCs w:val="18"/>
+        </w:rPr>
+        <w:t xml:space="preserve"> kami,</w:t>
       </w:r>
     </w:p>
     <w:p>
@@ -14047,7 +14230,7 @@
       <w:lvlText w:val=""/>
       <w:lvlJc w:val="left"/>
       <w:pPr>
-        <w:ind w:left="720" w:hanging="360"/>
+        <w:ind w:left="927" w:hanging="360"/>
       </w:pPr>
       <w:rPr>
         <w:rFonts w:ascii="Symbol" w:hAnsi="Symbol" w:hint="default"/>
@@ -15182,6 +15365,25 @@
       <w:lang w:val="en-US"/>
     </w:rPr>
   </w:style>
+  <w:style w:type="table" w:styleId="TableGrid">
+    <w:name w:val="Table Grid"/>
+    <w:basedOn w:val="TableNormal"/>
+    <w:uiPriority w:val="39"/>
+    <w:rsid w:val="002A06F1"/>
+    <w:pPr>
+      <w:spacing w:after="0" w:line="240" w:lineRule="auto"/>
+    </w:pPr>
+    <w:tblPr>
+      <w:tblBorders>
+        <w:top w:val="single" w:sz="4" w:space="0" w:color="auto"/>
+        <w:left w:val="single" w:sz="4" w:space="0" w:color="auto"/>
+        <w:bottom w:val="single" w:sz="4" w:space="0" w:color="auto"/>
+        <w:right w:val="single" w:sz="4" w:space="0" w:color="auto"/>
+        <w:insideH w:val="single" w:sz="4" w:space="0" w:color="auto"/>
+        <w:insideV w:val="single" w:sz="4" w:space="0" w:color="auto"/>
+      </w:tblBorders>
+    </w:tblPr>
+  </w:style>
 </w:styles>
 </file>
 
